--- a/tillsyn/S 920-2026 tillsynsbegäran.docx
+++ b/tillsyn/S 920-2026 tillsynsbegäran.docx
@@ -1021,7 +1021,7 @@
     <w:r>
       <w:tab/>
       <w:tab/>
-      <w:t>2026-09-14</w:t>
+      <w:t>2026-09-15</w:t>
       <w:br/>
       <w:br/>
     </w:r>

--- a/tillsyn/S 920-2026 tillsynsbegäran.docx
+++ b/tillsyn/S 920-2026 tillsynsbegäran.docx
@@ -1021,7 +1021,7 @@
     <w:r>
       <w:tab/>
       <w:tab/>
-      <w:t>2026-09-15</w:t>
+      <w:t>2026-09-16</w:t>
       <w:br/>
       <w:br/>
     </w:r>

--- a/tillsyn/S 920-2026 tillsynsbegäran.docx
+++ b/tillsyn/S 920-2026 tillsynsbegäran.docx
@@ -1021,7 +1021,7 @@
     <w:r>
       <w:tab/>
       <w:tab/>
-      <w:t>2026-09-16</w:t>
+      <w:t>2026-09-17</w:t>
       <w:br/>
       <w:br/>
     </w:r>

--- a/tillsyn/S 920-2026 tillsynsbegäran.docx
+++ b/tillsyn/S 920-2026 tillsynsbegäran.docx
@@ -1021,7 +1021,7 @@
     <w:r>
       <w:tab/>
       <w:tab/>
-      <w:t>2026-09-17</w:t>
+      <w:t>2026-09-18</w:t>
       <w:br/>
       <w:br/>
     </w:r>

--- a/tillsyn/S 920-2026 tillsynsbegäran.docx
+++ b/tillsyn/S 920-2026 tillsynsbegäran.docx
@@ -1021,7 +1021,7 @@
     <w:r>
       <w:tab/>
       <w:tab/>
-      <w:t>2026-09-18</w:t>
+      <w:t>2026-09-19</w:t>
       <w:br/>
       <w:br/>
     </w:r>

--- a/tillsyn/S 920-2026 tillsynsbegäran.docx
+++ b/tillsyn/S 920-2026 tillsynsbegäran.docx
@@ -1021,7 +1021,7 @@
     <w:r>
       <w:tab/>
       <w:tab/>
-      <w:t>2026-09-19</w:t>
+      <w:t>2026-09-21</w:t>
       <w:br/>
       <w:br/>
     </w:r>

--- a/tillsyn/S 920-2026 tillsynsbegäran.docx
+++ b/tillsyn/S 920-2026 tillsynsbegäran.docx
@@ -1021,7 +1021,7 @@
     <w:r>
       <w:tab/>
       <w:tab/>
-      <w:t>2026-09-21</w:t>
+      <w:t>2026-09-23</w:t>
       <w:br/>
       <w:br/>
     </w:r>

--- a/tillsyn/S 920-2026 tillsynsbegäran.docx
+++ b/tillsyn/S 920-2026 tillsynsbegäran.docx
@@ -1021,7 +1021,7 @@
     <w:r>
       <w:tab/>
       <w:tab/>
-      <w:t>2026-09-23</w:t>
+      <w:t>2026-09-24</w:t>
       <w:br/>
       <w:br/>
     </w:r>

--- a/tillsyn/S 920-2026 tillsynsbegäran.docx
+++ b/tillsyn/S 920-2026 tillsynsbegäran.docx
@@ -1021,7 +1021,7 @@
     <w:r>
       <w:tab/>
       <w:tab/>
-      <w:t>2026-09-24</w:t>
+      <w:t>2026-09-25</w:t>
       <w:br/>
       <w:br/>
     </w:r>

--- a/tillsyn/S 920-2026 tillsynsbegäran.docx
+++ b/tillsyn/S 920-2026 tillsynsbegäran.docx
@@ -1021,7 +1021,7 @@
     <w:r>
       <w:tab/>
       <w:tab/>
-      <w:t>2026-09-25</w:t>
+      <w:t>2026-09-26</w:t>
       <w:br/>
       <w:br/>
     </w:r>

--- a/tillsyn/S 920-2026 tillsynsbegäran.docx
+++ b/tillsyn/S 920-2026 tillsynsbegäran.docx
@@ -1021,7 +1021,7 @@
     <w:r>
       <w:tab/>
       <w:tab/>
-      <w:t>2026-09-26</w:t>
+      <w:t>2026-09-27</w:t>
       <w:br/>
       <w:br/>
     </w:r>

--- a/tillsyn/S 920-2026 tillsynsbegäran.docx
+++ b/tillsyn/S 920-2026 tillsynsbegäran.docx
@@ -1021,7 +1021,7 @@
     <w:r>
       <w:tab/>
       <w:tab/>
-      <w:t>2026-09-27</w:t>
+      <w:t>2026-09-28</w:t>
       <w:br/>
       <w:br/>
     </w:r>

--- a/tillsyn/S 920-2026 tillsynsbegäran.docx
+++ b/tillsyn/S 920-2026 tillsynsbegäran.docx
@@ -1021,7 +1021,7 @@
     <w:r>
       <w:tab/>
       <w:tab/>
-      <w:t>2026-09-28</w:t>
+      <w:t>2026-09-29</w:t>
       <w:br/>
       <w:br/>
     </w:r>

--- a/tillsyn/S 920-2026 tillsynsbegäran.docx
+++ b/tillsyn/S 920-2026 tillsynsbegäran.docx
@@ -65,7 +65,7 @@
     </w:p>
     <w:p>
       <w:r>
-        <w:t>I och inom 25 meter från samrådsanmälan finns fynd av 12 naturvårdsarter, varav 4 är rödlistade, 7 är fridlysta, 6 är typiska (T) och 2 är signalarter (S): dofttaggsvamp (NT, T), skogshare (NT), tallkötticka (NT), talltita (NT, §4), bollvitmossa (S, T), grönpyrola (S, T), järpe (T, §4), mattlummer (T, §9), tjäder (T, §4), orre (§4), fläcknycklar (§8) och revlummer (§9). Se Figur 1.</w:t>
+        <w:t>I och inom 25 meter från samrådsanmälan finns fynd av 15 naturvårdsarter, varav 5 är rödlistade, 7 är fridlysta, 9 är typiska (T) och 2 är signalarter (S): dofttaggsvamp (NT, T), motaggsvamp (NT, T), skogshare (NT), tallkötticka (NT), talltita (NT, §4), bollvitmossa (S, T), grönpyrola (S, T), järpe (T, §4), kärrviol (T), linnea (T), mattlummer (T, §9), tjäder (T, §4), orre (§4), fläcknycklar (§8) och revlummer (§9). Se Figur 1.</w:t>
       </w:r>
     </w:p>
     <w:p>
@@ -129,6 +129,26 @@
         <w:rPr>
           <w:b/>
         </w:rPr>
+        <w:t xml:space="preserve">Motaggsvamp (NT) </w:t>
+      </w:r>
+      <w:r>
+        <w:t xml:space="preserve">bildar mykorrhiza med tall i tallskog och hittas huvudsakligen i äldre, glesare skogsbestånd och hällmarksimpediment. Arten hotas främst av skogsavverkning och tycks försvinna efter slutavverkning, markberedning och plantering. Motaggsvamp är typisk art för </w:t>
+      </w:r>
+      <w:r>
+        <w:rPr>
+          <w:i/>
+        </w:rPr>
+        <w:t>9010 Taiga</w:t>
+      </w:r>
+      <w:r>
+        <w:t xml:space="preserve"> (SLU Artdatabanken, 2024).</w:t>
+      </w:r>
+    </w:p>
+    <w:p>
+      <w:r>
+        <w:rPr>
+          <w:b/>
+        </w:rPr>
         <w:t>Tallkötticka (NT)</w:t>
       </w:r>
       <w:r>
@@ -240,6 +260,55 @@
       </w:r>
       <w:r>
         <w:t>(SLU Artdatabanken, 2026).</w:t>
+      </w:r>
+    </w:p>
+    <w:p>
+      <w:r>
+        <w:rPr>
+          <w:b/>
+        </w:rPr>
+        <w:t xml:space="preserve">Kärrviol </w:t>
+      </w:r>
+      <w:r>
+        <w:t xml:space="preserve">är typisk art för </w:t>
+      </w:r>
+      <w:r>
+        <w:rPr>
+          <w:i/>
+        </w:rPr>
+        <w:t xml:space="preserve">9740 Skogsbevuxen myr </w:t>
+      </w:r>
+      <w:r>
+        <w:t>och</w:t>
+      </w:r>
+      <w:r>
+        <w:rPr>
+          <w:i/>
+        </w:rPr>
+        <w:t xml:space="preserve"> 6450 Svämängar </w:t>
+      </w:r>
+      <w:r>
+        <w:t>(SLU Artdatabanken, 2025).</w:t>
+      </w:r>
+    </w:p>
+    <w:p>
+      <w:r>
+        <w:rPr>
+          <w:b/>
+        </w:rPr>
+        <w:t xml:space="preserve">Linnea </w:t>
+      </w:r>
+      <w:r>
+        <w:t xml:space="preserve">är typisk art för </w:t>
+      </w:r>
+      <w:r>
+        <w:rPr>
+          <w:i/>
+        </w:rPr>
+        <w:t>9010 Taiga</w:t>
+      </w:r>
+      <w:r>
+        <w:t>. På linnea kan man hitta sporsäcksvampen linnealudd (SLU Artdatabanken, 2025).</w:t>
       </w:r>
     </w:p>
     <w:p>
@@ -328,7 +397,7 @@
     </w:p>
     <w:p>
       <w:r>
-        <w:t>Följande typiska arter har sina livsmiljöer och växtplatser i den samrådsanmälda skogen: dofttaggsvamp (NT, T), bollvitmossa (S, T), grönpyrola (S, T), järpe (T, §4), mattlummer (T, §9) och tjäder (T, §4).</w:t>
+        <w:t>Följande typiska arter har sina livsmiljöer och växtplatser i den samrådsanmälda skogen: dofttaggsvamp (NT, T), motaggsvamp (NT, T), bollvitmossa (S, T), grönpyrola (S, T), järpe (T, §4), kärrviol (T), linnea (T), mattlummer (T, §9) och tjäder (T, §4).</w:t>
       </w:r>
     </w:p>
     <w:p>
@@ -1021,7 +1090,7 @@
     <w:r>
       <w:tab/>
       <w:tab/>
-      <w:t>2026-09-29</w:t>
+      <w:t>2026-09-30</w:t>
       <w:br/>
       <w:br/>
     </w:r>

--- a/tillsyn/S 920-2026 tillsynsbegäran.docx
+++ b/tillsyn/S 920-2026 tillsynsbegäran.docx
@@ -1090,7 +1090,7 @@
     <w:r>
       <w:tab/>
       <w:tab/>
-      <w:t>2026-09-30</w:t>
+      <w:t>2026-10-01</w:t>
       <w:br/>
       <w:br/>
     </w:r>

--- a/tillsyn/S 920-2026 tillsynsbegäran.docx
+++ b/tillsyn/S 920-2026 tillsynsbegäran.docx
@@ -1090,7 +1090,7 @@
     <w:r>
       <w:tab/>
       <w:tab/>
-      <w:t>2026-10-01</w:t>
+      <w:t>2026-10-02</w:t>
       <w:br/>
       <w:br/>
     </w:r>

--- a/tillsyn/S 920-2026 tillsynsbegäran.docx
+++ b/tillsyn/S 920-2026 tillsynsbegäran.docx
@@ -1090,7 +1090,7 @@
     <w:r>
       <w:tab/>
       <w:tab/>
-      <w:t>2026-10-02</w:t>
+      <w:t>2026-10-03</w:t>
       <w:br/>
       <w:br/>
     </w:r>

--- a/tillsyn/S 920-2026 tillsynsbegäran.docx
+++ b/tillsyn/S 920-2026 tillsynsbegäran.docx
@@ -1090,7 +1090,7 @@
     <w:r>
       <w:tab/>
       <w:tab/>
-      <w:t>2026-10-03</w:t>
+      <w:t>2026-10-04</w:t>
       <w:br/>
       <w:br/>
     </w:r>

--- a/tillsyn/S 920-2026 tillsynsbegäran.docx
+++ b/tillsyn/S 920-2026 tillsynsbegäran.docx
@@ -1090,7 +1090,7 @@
     <w:r>
       <w:tab/>
       <w:tab/>
-      <w:t>2026-10-04</w:t>
+      <w:t>2026-10-05</w:t>
       <w:br/>
       <w:br/>
     </w:r>

--- a/tillsyn/S 920-2026 tillsynsbegäran.docx
+++ b/tillsyn/S 920-2026 tillsynsbegäran.docx
@@ -1090,7 +1090,7 @@
     <w:r>
       <w:tab/>
       <w:tab/>
-      <w:t>2026-10-05</w:t>
+      <w:t>2026-10-06</w:t>
       <w:br/>
       <w:br/>
     </w:r>

--- a/tillsyn/S 920-2026 tillsynsbegäran.docx
+++ b/tillsyn/S 920-2026 tillsynsbegäran.docx
@@ -1090,7 +1090,7 @@
     <w:r>
       <w:tab/>
       <w:tab/>
-      <w:t>2026-10-06</w:t>
+      <w:t>2026-10-07</w:t>
       <w:br/>
       <w:br/>
     </w:r>

--- a/tillsyn/S 920-2026 tillsynsbegäran.docx
+++ b/tillsyn/S 920-2026 tillsynsbegäran.docx
@@ -1090,7 +1090,7 @@
     <w:r>
       <w:tab/>
       <w:tab/>
-      <w:t>2026-10-07</w:t>
+      <w:t>2026-10-08</w:t>
       <w:br/>
       <w:br/>
     </w:r>

--- a/tillsyn/S 920-2026 tillsynsbegäran.docx
+++ b/tillsyn/S 920-2026 tillsynsbegäran.docx
@@ -1090,7 +1090,7 @@
     <w:r>
       <w:tab/>
       <w:tab/>
-      <w:t>2026-10-08</w:t>
+      <w:t>2026-10-09</w:t>
       <w:br/>
       <w:br/>
     </w:r>

--- a/tillsyn/S 920-2026 tillsynsbegäran.docx
+++ b/tillsyn/S 920-2026 tillsynsbegäran.docx
@@ -1090,7 +1090,7 @@
     <w:r>
       <w:tab/>
       <w:tab/>
-      <w:t>2026-10-09</w:t>
+      <w:t>2026-10-10</w:t>
       <w:br/>
       <w:br/>
     </w:r>

--- a/tillsyn/S 920-2026 tillsynsbegäran.docx
+++ b/tillsyn/S 920-2026 tillsynsbegäran.docx
@@ -1090,7 +1090,7 @@
     <w:r>
       <w:tab/>
       <w:tab/>
-      <w:t>2026-10-10</w:t>
+      <w:t>2026-10-11</w:t>
       <w:br/>
       <w:br/>
     </w:r>

--- a/tillsyn/S 920-2026 tillsynsbegäran.docx
+++ b/tillsyn/S 920-2026 tillsynsbegäran.docx
@@ -1090,7 +1090,7 @@
     <w:r>
       <w:tab/>
       <w:tab/>
-      <w:t>2026-10-11</w:t>
+      <w:t>2026-10-12</w:t>
       <w:br/>
       <w:br/>
     </w:r>

--- a/tillsyn/S 920-2026 tillsynsbegäran.docx
+++ b/tillsyn/S 920-2026 tillsynsbegäran.docx
@@ -1090,7 +1090,7 @@
     <w:r>
       <w:tab/>
       <w:tab/>
-      <w:t>2026-10-12</w:t>
+      <w:t>2026-10-13</w:t>
       <w:br/>
       <w:br/>
     </w:r>

--- a/tillsyn/S 920-2026 tillsynsbegäran.docx
+++ b/tillsyn/S 920-2026 tillsynsbegäran.docx
@@ -1090,7 +1090,7 @@
     <w:r>
       <w:tab/>
       <w:tab/>
-      <w:t>2026-10-13</w:t>
+      <w:t>2026-10-14</w:t>
       <w:br/>
       <w:br/>
     </w:r>

--- a/tillsyn/S 920-2026 tillsynsbegäran.docx
+++ b/tillsyn/S 920-2026 tillsynsbegäran.docx
@@ -1090,7 +1090,7 @@
     <w:r>
       <w:tab/>
       <w:tab/>
-      <w:t>2026-10-14</w:t>
+      <w:t>2026-10-15</w:t>
       <w:br/>
       <w:br/>
     </w:r>

--- a/tillsyn/S 920-2026 tillsynsbegäran.docx
+++ b/tillsyn/S 920-2026 tillsynsbegäran.docx
@@ -1090,7 +1090,7 @@
     <w:r>
       <w:tab/>
       <w:tab/>
-      <w:t>2026-10-15</w:t>
+      <w:t>2026-10-16</w:t>
       <w:br/>
       <w:br/>
     </w:r>

--- a/tillsyn/S 920-2026 tillsynsbegäran.docx
+++ b/tillsyn/S 920-2026 tillsynsbegäran.docx
@@ -1090,7 +1090,7 @@
     <w:r>
       <w:tab/>
       <w:tab/>
-      <w:t>2026-10-16</w:t>
+      <w:t>2026-10-17</w:t>
       <w:br/>
       <w:br/>
     </w:r>

--- a/tillsyn/S 920-2026 tillsynsbegäran.docx
+++ b/tillsyn/S 920-2026 tillsynsbegäran.docx
@@ -1090,7 +1090,7 @@
     <w:r>
       <w:tab/>
       <w:tab/>
-      <w:t>2026-10-17</w:t>
+      <w:t>2026-10-18</w:t>
       <w:br/>
       <w:br/>
     </w:r>

--- a/tillsyn/S 920-2026 tillsynsbegäran.docx
+++ b/tillsyn/S 920-2026 tillsynsbegäran.docx
@@ -1090,7 +1090,7 @@
     <w:r>
       <w:tab/>
       <w:tab/>
-      <w:t>2026-10-18</w:t>
+      <w:t>2026-10-19</w:t>
       <w:br/>
       <w:br/>
     </w:r>

--- a/tillsyn/S 920-2026 tillsynsbegäran.docx
+++ b/tillsyn/S 920-2026 tillsynsbegäran.docx
@@ -1090,7 +1090,7 @@
     <w:r>
       <w:tab/>
       <w:tab/>
-      <w:t>2026-10-19</w:t>
+      <w:t>2026-10-20</w:t>
       <w:br/>
       <w:br/>
     </w:r>

--- a/tillsyn/S 920-2026 tillsynsbegäran.docx
+++ b/tillsyn/S 920-2026 tillsynsbegäran.docx
@@ -1090,7 +1090,7 @@
     <w:r>
       <w:tab/>
       <w:tab/>
-      <w:t>2026-10-20</w:t>
+      <w:t>2026-10-21</w:t>
       <w:br/>
       <w:br/>
     </w:r>

--- a/tillsyn/S 920-2026 tillsynsbegäran.docx
+++ b/tillsyn/S 920-2026 tillsynsbegäran.docx
@@ -1090,7 +1090,7 @@
     <w:r>
       <w:tab/>
       <w:tab/>
-      <w:t>2026-10-21</w:t>
+      <w:t>2026-10-22</w:t>
       <w:br/>
       <w:br/>
     </w:r>

--- a/tillsyn/S 920-2026 tillsynsbegäran.docx
+++ b/tillsyn/S 920-2026 tillsynsbegäran.docx
@@ -1090,7 +1090,7 @@
     <w:r>
       <w:tab/>
       <w:tab/>
-      <w:t>2026-10-22</w:t>
+      <w:t>2026-10-23</w:t>
       <w:br/>
       <w:br/>
     </w:r>

--- a/tillsyn/S 920-2026 tillsynsbegäran.docx
+++ b/tillsyn/S 920-2026 tillsynsbegäran.docx
@@ -1090,7 +1090,7 @@
     <w:r>
       <w:tab/>
       <w:tab/>
-      <w:t>2026-10-23</w:t>
+      <w:t>2026-10-24</w:t>
       <w:br/>
       <w:br/>
     </w:r>

--- a/tillsyn/S 920-2026 tillsynsbegäran.docx
+++ b/tillsyn/S 920-2026 tillsynsbegäran.docx
@@ -1090,7 +1090,7 @@
     <w:r>
       <w:tab/>
       <w:tab/>
-      <w:t>2026-10-24</w:t>
+      <w:t>2026-10-25</w:t>
       <w:br/>
       <w:br/>
     </w:r>

--- a/tillsyn/S 920-2026 tillsynsbegäran.docx
+++ b/tillsyn/S 920-2026 tillsynsbegäran.docx
@@ -1090,7 +1090,7 @@
     <w:r>
       <w:tab/>
       <w:tab/>
-      <w:t>2026-10-25</w:t>
+      <w:t>2026-10-26</w:t>
       <w:br/>
       <w:br/>
     </w:r>

--- a/tillsyn/S 920-2026 tillsynsbegäran.docx
+++ b/tillsyn/S 920-2026 tillsynsbegäran.docx
@@ -1090,7 +1090,7 @@
     <w:r>
       <w:tab/>
       <w:tab/>
-      <w:t>2026-10-26</w:t>
+      <w:t>2026-10-27</w:t>
       <w:br/>
       <w:br/>
     </w:r>

--- a/tillsyn/S 920-2026 tillsynsbegäran.docx
+++ b/tillsyn/S 920-2026 tillsynsbegäran.docx
@@ -1090,7 +1090,7 @@
     <w:r>
       <w:tab/>
       <w:tab/>
-      <w:t>2026-10-27</w:t>
+      <w:t>2026-10-28</w:t>
       <w:br/>
       <w:br/>
     </w:r>

--- a/tillsyn/S 920-2026 tillsynsbegäran.docx
+++ b/tillsyn/S 920-2026 tillsynsbegäran.docx
@@ -1090,7 +1090,7 @@
     <w:r>
       <w:tab/>
       <w:tab/>
-      <w:t>2026-10-28</w:t>
+      <w:t>2026-10-29</w:t>
       <w:br/>
       <w:br/>
     </w:r>

--- a/tillsyn/S 920-2026 tillsynsbegäran.docx
+++ b/tillsyn/S 920-2026 tillsynsbegäran.docx
@@ -1090,7 +1090,7 @@
     <w:r>
       <w:tab/>
       <w:tab/>
-      <w:t>2026-10-29</w:t>
+      <w:t>2026-10-31</w:t>
       <w:br/>
       <w:br/>
     </w:r>
